--- a/products-storage/05-ks-bez-vozvrata/07-sroki-hraneniya.docx
+++ b/products-storage/05-ks-bez-vozvrata/07-sroki-hraneniya.docx
@@ -4,20 +4,40 @@
   <w:body>
     <w:p>
       <w:pPr>
-        <w:pStyle w:val="Title"/>
-        <w:jc w:val="center"/>
+        <w:keepLines/>
+        <w:spacing w:after="100"/>
+        <w:jc w:val="left"/>
       </w:pPr>
       <w:r>
-        <w:t>ТАБЛИЦА сроков хранения исполнительной документации</w:t>
+        <w:rPr>
+          <w:rFonts w:ascii="Arial" w:hAnsi="Arial" w:eastAsia="Arial"/>
+          <w:b/>
+          <w:color w:val="2F343A"/>
+          <w:sz w:val="30"/>
+        </w:rPr>
+        <w:t>ПАМЯТКА ПО ОПРЕДЕЛЕНИЮ СРОКОВ ХРАНЕНИЯ ДОКУМЕНТОВ КОМПЛЕКТА КС</w:t>
       </w:r>
     </w:p>
-    <w:p/>
+    <w:p>
+      <w:pPr>
+        <w:keepLines/>
+        <w:spacing w:after="0" w:before="0" w:line="120" w:lineRule="auto"/>
+      </w:pPr>
+    </w:p>
     <w:p>
       <w:pPr>
         <w:pStyle w:val="Heading1"/>
+        <w:keepLines/>
+        <w:spacing w:after="100"/>
       </w:pPr>
       <w:r>
-        <w:t>Сроки хранения по видам документов</w:t>
+        <w:rPr>
+          <w:rFonts w:ascii="Arial" w:hAnsi="Arial" w:eastAsia="Arial"/>
+          <w:b/>
+          <w:color w:val="2F343A"/>
+          <w:sz w:val="23"/>
+        </w:rPr>
+        <w:t>1. Классифицируйте документ до назначения срока</w:t>
       </w:r>
     </w:p>
     <w:tbl>
@@ -33,401 +53,1399 @@
         <w:gridCol w:w="2160"/>
       </w:tblGrid>
       <w:tr>
+        <w:trPr>
+          <w:cantSplit/>
+          <w:tblHeader w:val="true"/>
+        </w:trPr>
         <w:tc>
           <w:tcPr>
-            <w:tcW w:type="dxa" w:w="2160"/>
+            <w:tcW w:type="dxa" w:w="1927"/>
+            <w:vAlign w:val="center"/>
+            <w:shd w:fill="2F343A"/>
+            <w:tcMar>
+              <w:top w:w="20" w:type="dxa"/>
+              <w:bottom w:w="20" w:type="dxa"/>
+              <w:start w:w="40" w:type="dxa"/>
+              <w:end w:w="40" w:type="dxa"/>
+            </w:tcMar>
           </w:tcPr>
           <w:p>
+            <w:pPr>
+              <w:spacing w:after="0" w:before="0" w:line="216" w:lineRule="auto"/>
+              <w:jc w:val="center"/>
+            </w:pPr>
             <w:r>
-              <w:t>Вид документа</w:t>
+              <w:rPr>
+                <w:sz w:val="15"/>
+              </w:rPr>
+            </w:r>
+            <w:r>
+              <w:rPr>
+                <w:rFonts w:ascii="Arial" w:hAnsi="Arial" w:eastAsia="Arial"/>
+                <w:b/>
+                <w:color w:val="FFFFFF"/>
+                <w:sz w:val="15"/>
+              </w:rPr>
+              <w:t>Документ</w:t>
             </w:r>
           </w:p>
         </w:tc>
         <w:tc>
           <w:tcPr>
-            <w:tcW w:type="dxa" w:w="2160"/>
+            <w:tcW w:type="dxa" w:w="2438"/>
+            <w:vAlign w:val="center"/>
+            <w:shd w:fill="2F343A"/>
+            <w:tcMar>
+              <w:top w:w="20" w:type="dxa"/>
+              <w:bottom w:w="20" w:type="dxa"/>
+              <w:start w:w="40" w:type="dxa"/>
+              <w:end w:w="40" w:type="dxa"/>
+            </w:tcMar>
           </w:tcPr>
           <w:p>
+            <w:pPr>
+              <w:spacing w:after="0" w:before="0" w:line="216" w:lineRule="auto"/>
+              <w:jc w:val="center"/>
+            </w:pPr>
             <w:r>
-              <w:t>Срок хранения</w:t>
+              <w:rPr>
+                <w:sz w:val="15"/>
+              </w:rPr>
+            </w:r>
+            <w:r>
+              <w:rPr>
+                <w:rFonts w:ascii="Arial" w:hAnsi="Arial" w:eastAsia="Arial"/>
+                <w:b/>
+                <w:color w:val="FFFFFF"/>
+                <w:sz w:val="15"/>
+              </w:rPr>
+              <w:t>Базовая квалификация</w:t>
             </w:r>
           </w:p>
         </w:tc>
         <w:tc>
           <w:tcPr>
-            <w:tcW w:type="dxa" w:w="2160"/>
+            <w:tcW w:type="dxa" w:w="3231"/>
+            <w:vAlign w:val="center"/>
+            <w:shd w:fill="2F343A"/>
+            <w:tcMar>
+              <w:top w:w="20" w:type="dxa"/>
+              <w:bottom w:w="20" w:type="dxa"/>
+              <w:start w:w="40" w:type="dxa"/>
+              <w:end w:w="40" w:type="dxa"/>
+            </w:tcMar>
           </w:tcPr>
           <w:p>
+            <w:pPr>
+              <w:spacing w:after="0" w:before="0" w:line="216" w:lineRule="auto"/>
+              <w:jc w:val="center"/>
+            </w:pPr>
             <w:r>
-              <w:t>Нормативная база</w:t>
+              <w:rPr>
+                <w:sz w:val="15"/>
+              </w:rPr>
+            </w:r>
+            <w:r>
+              <w:rPr>
+                <w:rFonts w:ascii="Arial" w:hAnsi="Arial" w:eastAsia="Arial"/>
+                <w:b/>
+                <w:color w:val="FFFFFF"/>
+                <w:sz w:val="15"/>
+              </w:rPr>
+              <w:t>Что проверить</w:t>
             </w:r>
           </w:p>
         </w:tc>
         <w:tc>
           <w:tcPr>
-            <w:tcW w:type="dxa" w:w="2160"/>
+            <w:tcW w:type="dxa" w:w="2381"/>
+            <w:vAlign w:val="center"/>
+            <w:shd w:fill="2F343A"/>
+            <w:tcMar>
+              <w:top w:w="20" w:type="dxa"/>
+              <w:bottom w:w="20" w:type="dxa"/>
+              <w:start w:w="40" w:type="dxa"/>
+              <w:end w:w="40" w:type="dxa"/>
+            </w:tcMar>
           </w:tcPr>
           <w:p>
+            <w:pPr>
+              <w:spacing w:after="0" w:before="0" w:line="216" w:lineRule="auto"/>
+              <w:jc w:val="center"/>
+            </w:pPr>
             <w:r>
-              <w:t>Примечание</w:t>
+              <w:rPr>
+                <w:sz w:val="15"/>
+              </w:rPr>
+            </w:r>
+            <w:r>
+              <w:rPr>
+                <w:rFonts w:ascii="Arial" w:hAnsi="Arial" w:eastAsia="Arial"/>
+                <w:b/>
+                <w:color w:val="FFFFFF"/>
+                <w:sz w:val="15"/>
+              </w:rPr>
+              <w:t>Рабочее действие</w:t>
             </w:r>
           </w:p>
         </w:tc>
       </w:tr>
       <w:tr>
+        <w:trPr>
+          <w:cantSplit/>
+        </w:trPr>
         <w:tc>
           <w:tcPr>
-            <w:tcW w:type="dxa" w:w="2160"/>
+            <w:tcW w:type="dxa" w:w="1927"/>
+            <w:vAlign w:val="center"/>
+            <w:shd w:fill="F2EAD8"/>
+            <w:tcMar>
+              <w:top w:w="20" w:type="dxa"/>
+              <w:bottom w:w="20" w:type="dxa"/>
+              <w:start w:w="40" w:type="dxa"/>
+              <w:end w:w="40" w:type="dxa"/>
+            </w:tcMar>
           </w:tcPr>
           <w:p>
+            <w:pPr>
+              <w:spacing w:after="0" w:before="0" w:line="216" w:lineRule="auto"/>
+              <w:jc w:val="left"/>
+            </w:pPr>
             <w:r>
+              <w:rPr>
+                <w:sz w:val="14"/>
+              </w:rPr>
+            </w:r>
+            <w:r>
+              <w:rPr>
+                <w:rFonts w:ascii="Arial" w:hAnsi="Arial" w:eastAsia="Arial"/>
+                <w:b w:val="0"/>
+                <w:color w:val="2F343A"/>
+                <w:sz w:val="14"/>
+              </w:rPr>
               <w:t>КС-2, КС-3</w:t>
             </w:r>
           </w:p>
         </w:tc>
         <w:tc>
           <w:tcPr>
-            <w:tcW w:type="dxa" w:w="2160"/>
+            <w:tcW w:type="dxa" w:w="2438"/>
+            <w:vAlign w:val="center"/>
+            <w:shd w:fill="FFFFFF"/>
+            <w:tcMar>
+              <w:top w:w="20" w:type="dxa"/>
+              <w:bottom w:w="20" w:type="dxa"/>
+              <w:start w:w="40" w:type="dxa"/>
+              <w:end w:w="40" w:type="dxa"/>
+            </w:tcMar>
           </w:tcPr>
           <w:p>
+            <w:pPr>
+              <w:spacing w:after="0" w:before="0" w:line="216" w:lineRule="auto"/>
+              <w:jc w:val="left"/>
+            </w:pPr>
             <w:r>
-              <w:t>Постоянно</w:t>
+              <w:rPr>
+                <w:sz w:val="14"/>
+              </w:rPr>
+            </w:r>
+            <w:r>
+              <w:rPr>
+                <w:rFonts w:ascii="Arial" w:hAnsi="Arial" w:eastAsia="Arial"/>
+                <w:b w:val="0"/>
+                <w:color w:val="2F343A"/>
+                <w:sz w:val="14"/>
+              </w:rPr>
+              <w:t>Первичные учетные документы, если ими оформлен факт хозяйственной жизни</w:t>
             </w:r>
           </w:p>
         </w:tc>
         <w:tc>
           <w:tcPr>
-            <w:tcW w:type="dxa" w:w="2160"/>
+            <w:tcW w:type="dxa" w:w="3231"/>
+            <w:vAlign w:val="center"/>
+            <w:shd w:fill="FFFFFF"/>
+            <w:tcMar>
+              <w:top w:w="20" w:type="dxa"/>
+              <w:bottom w:w="20" w:type="dxa"/>
+              <w:start w:w="40" w:type="dxa"/>
+              <w:end w:w="40" w:type="dxa"/>
+            </w:tcMar>
           </w:tcPr>
           <w:p>
+            <w:pPr>
+              <w:spacing w:before="0" w:after="0" w:line="216" w:lineRule="auto"/>
+            </w:pPr>
             <w:r>
-              <w:t>Перечень 2019 (п. 424)</w:t>
+              <w:rPr>
+                <w:sz w:val="14"/>
+              </w:rPr>
+              <w:t>Действующая редакция ст. 29 Закона № 402-ФЗ на дату классификации; точная статья архивного перечня, налоговые, договорные и спорные основания. Зафиксируйте источник и дату доступа.</w:t>
             </w:r>
           </w:p>
         </w:tc>
         <w:tc>
           <w:tcPr>
-            <w:tcW w:type="dxa" w:w="2160"/>
+            <w:tcW w:type="dxa" w:w="2381"/>
+            <w:vAlign w:val="center"/>
+            <w:shd w:fill="FFFFFF"/>
+            <w:tcMar>
+              <w:top w:w="20" w:type="dxa"/>
+              <w:bottom w:w="20" w:type="dxa"/>
+              <w:start w:w="40" w:type="dxa"/>
+              <w:end w:w="40" w:type="dxa"/>
+            </w:tcMar>
           </w:tcPr>
           <w:p>
+            <w:pPr>
+              <w:spacing w:after="0" w:before="0" w:line="216" w:lineRule="auto"/>
+              <w:jc w:val="left"/>
+            </w:pPr>
             <w:r>
-              <w:t>Передаются в архив заказчика</w:t>
+              <w:rPr>
+                <w:sz w:val="14"/>
+              </w:rPr>
+            </w:r>
+            <w:r>
+              <w:rPr>
+                <w:rFonts w:ascii="Arial" w:hAnsi="Arial" w:eastAsia="Arial"/>
+                <w:b w:val="0"/>
+                <w:color w:val="2F343A"/>
+                <w:sz w:val="14"/>
+              </w:rPr>
+              <w:t>Зафиксируйте отчетный год и примените наиболее длительный действующий срок.</w:t>
             </w:r>
           </w:p>
         </w:tc>
       </w:tr>
       <w:tr>
+        <w:trPr>
+          <w:cantSplit/>
+        </w:trPr>
         <w:tc>
           <w:tcPr>
-            <w:tcW w:type="dxa" w:w="2160"/>
+            <w:tcW w:type="dxa" w:w="1927"/>
+            <w:vAlign w:val="center"/>
+            <w:shd w:fill="F2EAD8"/>
+            <w:tcMar>
+              <w:top w:w="20" w:type="dxa"/>
+              <w:bottom w:w="20" w:type="dxa"/>
+              <w:start w:w="40" w:type="dxa"/>
+              <w:end w:w="40" w:type="dxa"/>
+            </w:tcMar>
           </w:tcPr>
           <w:p>
+            <w:pPr>
+              <w:spacing w:after="0" w:before="0" w:line="216" w:lineRule="auto"/>
+              <w:jc w:val="left"/>
+            </w:pPr>
             <w:r>
-              <w:t>Акты скрытых работ (АОСР)</w:t>
+              <w:rPr>
+                <w:sz w:val="14"/>
+              </w:rPr>
+            </w:r>
+            <w:r>
+              <w:rPr>
+                <w:rFonts w:ascii="Arial" w:hAnsi="Arial" w:eastAsia="Arial"/>
+                <w:b w:val="0"/>
+                <w:color w:val="2F343A"/>
+                <w:sz w:val="14"/>
+              </w:rPr>
+              <w:t>Акты освидетельствования скрытых работ</w:t>
             </w:r>
           </w:p>
         </w:tc>
         <w:tc>
           <w:tcPr>
-            <w:tcW w:type="dxa" w:w="2160"/>
+            <w:tcW w:type="dxa" w:w="2438"/>
+            <w:vAlign w:val="center"/>
+            <w:shd w:fill="F4F5F6"/>
+            <w:tcMar>
+              <w:top w:w="20" w:type="dxa"/>
+              <w:bottom w:w="20" w:type="dxa"/>
+              <w:start w:w="40" w:type="dxa"/>
+              <w:end w:w="40" w:type="dxa"/>
+            </w:tcMar>
           </w:tcPr>
           <w:p>
+            <w:pPr>
+              <w:spacing w:after="0" w:before="0" w:line="216" w:lineRule="auto"/>
+              <w:jc w:val="left"/>
+            </w:pPr>
             <w:r>
-              <w:t>Постоянно</w:t>
+              <w:rPr>
+                <w:sz w:val="14"/>
+              </w:rPr>
+            </w:r>
+            <w:r>
+              <w:rPr>
+                <w:rFonts w:ascii="Arial" w:hAnsi="Arial" w:eastAsia="Arial"/>
+                <w:b w:val="0"/>
+                <w:color w:val="2F343A"/>
+                <w:sz w:val="14"/>
+              </w:rPr>
+              <w:t>Исполнительная документация по фактической функции документа</w:t>
             </w:r>
           </w:p>
         </w:tc>
         <w:tc>
           <w:tcPr>
-            <w:tcW w:type="dxa" w:w="2160"/>
+            <w:tcW w:type="dxa" w:w="3231"/>
+            <w:vAlign w:val="center"/>
+            <w:shd w:fill="F4F5F6"/>
+            <w:tcMar>
+              <w:top w:w="20" w:type="dxa"/>
+              <w:bottom w:w="20" w:type="dxa"/>
+              <w:start w:w="40" w:type="dxa"/>
+              <w:end w:w="40" w:type="dxa"/>
+            </w:tcMar>
           </w:tcPr>
           <w:p>
+            <w:pPr>
+              <w:spacing w:after="0" w:before="0" w:line="216" w:lineRule="auto"/>
+              <w:jc w:val="left"/>
+            </w:pPr>
             <w:r>
-              <w:t>Перечень 2019 (п. 424)</w:t>
+              <w:rPr>
+                <w:sz w:val="14"/>
+              </w:rPr>
+            </w:r>
+            <w:r>
+              <w:rPr>
+                <w:rFonts w:ascii="Arial" w:hAnsi="Arial" w:eastAsia="Arial"/>
+                <w:b w:val="0"/>
+                <w:color w:val="2F343A"/>
+                <w:sz w:val="14"/>
+              </w:rPr>
+              <w:t>Договор, состав исполнительной документации, требования передачи заказчику, номенклатура дел и точная статья перечня Росархива.</w:t>
             </w:r>
           </w:p>
         </w:tc>
         <w:tc>
           <w:tcPr>
-            <w:tcW w:type="dxa" w:w="2160"/>
+            <w:tcW w:type="dxa" w:w="2381"/>
+            <w:vAlign w:val="center"/>
+            <w:shd w:fill="F4F5F6"/>
+            <w:tcMar>
+              <w:top w:w="20" w:type="dxa"/>
+              <w:bottom w:w="20" w:type="dxa"/>
+              <w:start w:w="40" w:type="dxa"/>
+              <w:end w:w="40" w:type="dxa"/>
+            </w:tcMar>
           </w:tcPr>
           <w:p>
+            <w:pPr>
+              <w:spacing w:after="0" w:before="0" w:line="216" w:lineRule="auto"/>
+              <w:jc w:val="left"/>
+            </w:pPr>
             <w:r>
-              <w:t>В составе дела КС-2</w:t>
+              <w:rPr>
+                <w:sz w:val="14"/>
+              </w:rPr>
+            </w:r>
+            <w:r>
+              <w:rPr>
+                <w:rFonts w:ascii="Arial" w:hAnsi="Arial" w:eastAsia="Arial"/>
+                <w:b w:val="0"/>
+                <w:color w:val="2F343A"/>
+                <w:sz w:val="14"/>
+              </w:rPr>
+              <w:t>Не уничтожайте до классификации и завершения передачи, гарантии, претензий и споров.</w:t>
             </w:r>
           </w:p>
         </w:tc>
       </w:tr>
       <w:tr>
+        <w:trPr>
+          <w:cantSplit/>
+        </w:trPr>
         <w:tc>
           <w:tcPr>
-            <w:tcW w:type="dxa" w:w="2160"/>
+            <w:tcW w:type="dxa" w:w="1927"/>
+            <w:vAlign w:val="center"/>
+            <w:shd w:fill="F2EAD8"/>
+            <w:tcMar>
+              <w:top w:w="20" w:type="dxa"/>
+              <w:bottom w:w="20" w:type="dxa"/>
+              <w:start w:w="40" w:type="dxa"/>
+              <w:end w:w="40" w:type="dxa"/>
+            </w:tcMar>
           </w:tcPr>
           <w:p>
+            <w:pPr>
+              <w:spacing w:after="0" w:before="0" w:line="216" w:lineRule="auto"/>
+              <w:jc w:val="left"/>
+            </w:pPr>
             <w:r>
+              <w:rPr>
+                <w:sz w:val="14"/>
+              </w:rPr>
+            </w:r>
+            <w:r>
+              <w:rPr>
+                <w:rFonts w:ascii="Arial" w:hAnsi="Arial" w:eastAsia="Arial"/>
+                <w:b w:val="0"/>
+                <w:color w:val="2F343A"/>
+                <w:sz w:val="14"/>
+              </w:rPr>
               <w:t>Исполнительные схемы</w:t>
             </w:r>
           </w:p>
         </w:tc>
         <w:tc>
           <w:tcPr>
-            <w:tcW w:type="dxa" w:w="2160"/>
+            <w:tcW w:type="dxa" w:w="2438"/>
+            <w:vAlign w:val="center"/>
+            <w:shd w:fill="FFFFFF"/>
+            <w:tcMar>
+              <w:top w:w="20" w:type="dxa"/>
+              <w:bottom w:w="20" w:type="dxa"/>
+              <w:start w:w="40" w:type="dxa"/>
+              <w:end w:w="40" w:type="dxa"/>
+            </w:tcMar>
           </w:tcPr>
           <w:p>
+            <w:pPr>
+              <w:spacing w:after="0" w:before="0" w:line="216" w:lineRule="auto"/>
+              <w:jc w:val="left"/>
+            </w:pPr>
             <w:r>
-              <w:t>Постоянно</w:t>
+              <w:rPr>
+                <w:sz w:val="14"/>
+              </w:rPr>
+            </w:r>
+            <w:r>
+              <w:rPr>
+                <w:rFonts w:ascii="Arial" w:hAnsi="Arial" w:eastAsia="Arial"/>
+                <w:b w:val="0"/>
+                <w:color w:val="2F343A"/>
+                <w:sz w:val="14"/>
+              </w:rPr>
+              <w:t>Исполнительная документация</w:t>
             </w:r>
           </w:p>
         </w:tc>
         <w:tc>
           <w:tcPr>
-            <w:tcW w:type="dxa" w:w="2160"/>
+            <w:tcW w:type="dxa" w:w="3231"/>
+            <w:vAlign w:val="center"/>
+            <w:shd w:fill="FFFFFF"/>
+            <w:tcMar>
+              <w:top w:w="20" w:type="dxa"/>
+              <w:bottom w:w="20" w:type="dxa"/>
+              <w:start w:w="40" w:type="dxa"/>
+              <w:end w:w="40" w:type="dxa"/>
+            </w:tcMar>
           </w:tcPr>
           <w:p>
+            <w:pPr>
+              <w:spacing w:after="0" w:before="0" w:line="216" w:lineRule="auto"/>
+              <w:jc w:val="left"/>
+            </w:pPr>
             <w:r>
-              <w:t>Перечень 2019 (п. 424)</w:t>
+              <w:rPr>
+                <w:sz w:val="14"/>
+              </w:rPr>
+            </w:r>
+            <w:r>
+              <w:rPr>
+                <w:rFonts w:ascii="Arial" w:hAnsi="Arial" w:eastAsia="Arial"/>
+                <w:b w:val="0"/>
+                <w:color w:val="2F343A"/>
+                <w:sz w:val="14"/>
+              </w:rPr>
+              <w:t>Требования проекта и договора, комплект передачи заказчику, номенклатура дел, точная статья перечня.</w:t>
             </w:r>
           </w:p>
         </w:tc>
         <w:tc>
           <w:tcPr>
-            <w:tcW w:type="dxa" w:w="2160"/>
+            <w:tcW w:type="dxa" w:w="2381"/>
+            <w:vAlign w:val="center"/>
+            <w:shd w:fill="FFFFFF"/>
+            <w:tcMar>
+              <w:top w:w="20" w:type="dxa"/>
+              <w:bottom w:w="20" w:type="dxa"/>
+              <w:start w:w="40" w:type="dxa"/>
+              <w:end w:w="40" w:type="dxa"/>
+            </w:tcMar>
           </w:tcPr>
           <w:p>
+            <w:pPr>
+              <w:spacing w:after="0" w:before="0" w:line="216" w:lineRule="auto"/>
+              <w:jc w:val="left"/>
+            </w:pPr>
             <w:r>
-              <w:t>В составе дела КС-2</w:t>
+              <w:rPr>
+                <w:sz w:val="14"/>
+              </w:rPr>
+            </w:r>
+            <w:r>
+              <w:rPr>
+                <w:rFonts w:ascii="Arial" w:hAnsi="Arial" w:eastAsia="Arial"/>
+                <w:b w:val="0"/>
+                <w:color w:val="2F343A"/>
+                <w:sz w:val="14"/>
+              </w:rPr>
+              <w:t>Храните в составе идентифицированного дела; срок считайте от указанного для этого дела события.</w:t>
             </w:r>
           </w:p>
         </w:tc>
       </w:tr>
       <w:tr>
+        <w:trPr>
+          <w:cantSplit/>
+        </w:trPr>
         <w:tc>
           <w:tcPr>
-            <w:tcW w:type="dxa" w:w="2160"/>
+            <w:tcW w:type="dxa" w:w="1927"/>
+            <w:vAlign w:val="center"/>
+            <w:shd w:fill="F2EAD8"/>
+            <w:tcMar>
+              <w:top w:w="20" w:type="dxa"/>
+              <w:bottom w:w="20" w:type="dxa"/>
+              <w:start w:w="40" w:type="dxa"/>
+              <w:end w:w="40" w:type="dxa"/>
+            </w:tcMar>
           </w:tcPr>
           <w:p>
+            <w:pPr>
+              <w:spacing w:after="0" w:before="0" w:line="216" w:lineRule="auto"/>
+              <w:jc w:val="left"/>
+            </w:pPr>
             <w:r>
+              <w:rPr>
+                <w:sz w:val="14"/>
+              </w:rPr>
+            </w:r>
+            <w:r>
+              <w:rPr>
+                <w:rFonts w:ascii="Arial" w:hAnsi="Arial" w:eastAsia="Arial"/>
+                <w:b w:val="0"/>
+                <w:color w:val="2F343A"/>
+                <w:sz w:val="14"/>
+              </w:rPr>
               <w:t>Журналы работ</w:t>
             </w:r>
           </w:p>
         </w:tc>
         <w:tc>
           <w:tcPr>
-            <w:tcW w:type="dxa" w:w="2160"/>
+            <w:tcW w:type="dxa" w:w="2438"/>
+            <w:vAlign w:val="center"/>
+            <w:shd w:fill="F4F5F6"/>
+            <w:tcMar>
+              <w:top w:w="20" w:type="dxa"/>
+              <w:bottom w:w="20" w:type="dxa"/>
+              <w:start w:w="40" w:type="dxa"/>
+              <w:end w:w="40" w:type="dxa"/>
+            </w:tcMar>
           </w:tcPr>
           <w:p>
+            <w:pPr>
+              <w:spacing w:after="0" w:before="0" w:line="216" w:lineRule="auto"/>
+              <w:jc w:val="left"/>
+            </w:pPr>
             <w:r>
-              <w:t>5 лет</w:t>
+              <w:rPr>
+                <w:sz w:val="14"/>
+              </w:rPr>
+            </w:r>
+            <w:r>
+              <w:rPr>
+                <w:rFonts w:ascii="Arial" w:hAnsi="Arial" w:eastAsia="Arial"/>
+                <w:b w:val="0"/>
+                <w:color w:val="2F343A"/>
+                <w:sz w:val="14"/>
+              </w:rPr>
+              <w:t>Исполнительная документация и журналы конкретного вида</w:t>
             </w:r>
           </w:p>
         </w:tc>
         <w:tc>
           <w:tcPr>
-            <w:tcW w:type="dxa" w:w="2160"/>
+            <w:tcW w:type="dxa" w:w="3231"/>
+            <w:vAlign w:val="center"/>
+            <w:shd w:fill="F4F5F6"/>
+            <w:tcMar>
+              <w:top w:w="20" w:type="dxa"/>
+              <w:bottom w:w="20" w:type="dxa"/>
+              <w:start w:w="40" w:type="dxa"/>
+              <w:end w:w="40" w:type="dxa"/>
+            </w:tcMar>
           </w:tcPr>
           <w:p>
+            <w:pPr>
+              <w:spacing w:after="0" w:before="0" w:line="216" w:lineRule="auto"/>
+              <w:jc w:val="left"/>
+            </w:pPr>
             <w:r>
-              <w:t>Перечень 2019 (п. 572)</w:t>
+              <w:rPr>
+                <w:sz w:val="14"/>
+              </w:rPr>
+            </w:r>
+            <w:r>
+              <w:rPr>
+                <w:rFonts w:ascii="Arial" w:hAnsi="Arial" w:eastAsia="Arial"/>
+                <w:b w:val="0"/>
+                <w:color w:val="2F343A"/>
+                <w:sz w:val="14"/>
+              </w:rPr>
+              <w:t>Какой именно журнал, кто обязан его вести, кому передается, точная статья перечня.</w:t>
             </w:r>
           </w:p>
         </w:tc>
         <w:tc>
           <w:tcPr>
-            <w:tcW w:type="dxa" w:w="2160"/>
+            <w:tcW w:type="dxa" w:w="2381"/>
+            <w:vAlign w:val="center"/>
+            <w:shd w:fill="F4F5F6"/>
+            <w:tcMar>
+              <w:top w:w="20" w:type="dxa"/>
+              <w:bottom w:w="20" w:type="dxa"/>
+              <w:start w:w="40" w:type="dxa"/>
+              <w:end w:w="40" w:type="dxa"/>
+            </w:tcMar>
           </w:tcPr>
           <w:p>
+            <w:pPr>
+              <w:spacing w:after="0" w:before="0" w:line="216" w:lineRule="auto"/>
+              <w:jc w:val="left"/>
+            </w:pPr>
             <w:r>
-              <w:t>После сдачи объекта</w:t>
+              <w:rPr>
+                <w:sz w:val="14"/>
+              </w:rPr>
+            </w:r>
+            <w:r>
+              <w:rPr>
+                <w:rFonts w:ascii="Arial" w:hAnsi="Arial" w:eastAsia="Arial"/>
+                <w:b w:val="0"/>
+                <w:color w:val="2F343A"/>
+                <w:sz w:val="14"/>
+              </w:rPr>
+              <w:t>Не переносите срок с другого вида журнала. Назначьте ответственного и событие начала срока.</w:t>
             </w:r>
           </w:p>
         </w:tc>
       </w:tr>
       <w:tr>
+        <w:trPr>
+          <w:cantSplit/>
+        </w:trPr>
         <w:tc>
           <w:tcPr>
-            <w:tcW w:type="dxa" w:w="2160"/>
+            <w:tcW w:type="dxa" w:w="1927"/>
+            <w:vAlign w:val="center"/>
+            <w:shd w:fill="F2EAD8"/>
+            <w:tcMar>
+              <w:top w:w="20" w:type="dxa"/>
+              <w:bottom w:w="20" w:type="dxa"/>
+              <w:start w:w="40" w:type="dxa"/>
+              <w:end w:w="40" w:type="dxa"/>
+            </w:tcMar>
           </w:tcPr>
           <w:p>
+            <w:pPr>
+              <w:spacing w:after="0" w:before="0" w:line="216" w:lineRule="auto"/>
+              <w:jc w:val="left"/>
+            </w:pPr>
             <w:r>
-              <w:t>Сертификаты на материалы</w:t>
+              <w:rPr>
+                <w:sz w:val="14"/>
+              </w:rPr>
+            </w:r>
+            <w:r>
+              <w:rPr>
+                <w:rFonts w:ascii="Arial" w:hAnsi="Arial" w:eastAsia="Arial"/>
+                <w:b w:val="0"/>
+                <w:color w:val="2F343A"/>
+                <w:sz w:val="14"/>
+              </w:rPr>
+              <w:t>Сертификаты и документы качества материалов</w:t>
             </w:r>
           </w:p>
         </w:tc>
         <w:tc>
           <w:tcPr>
-            <w:tcW w:type="dxa" w:w="2160"/>
+            <w:tcW w:type="dxa" w:w="2438"/>
+            <w:vAlign w:val="center"/>
+            <w:shd w:fill="FFFFFF"/>
+            <w:tcMar>
+              <w:top w:w="20" w:type="dxa"/>
+              <w:bottom w:w="20" w:type="dxa"/>
+              <w:start w:w="40" w:type="dxa"/>
+              <w:end w:w="40" w:type="dxa"/>
+            </w:tcMar>
           </w:tcPr>
           <w:p>
+            <w:pPr>
+              <w:spacing w:after="0" w:before="0" w:line="216" w:lineRule="auto"/>
+              <w:jc w:val="left"/>
+            </w:pPr>
             <w:r>
-              <w:t>5 лет</w:t>
+              <w:rPr>
+                <w:sz w:val="14"/>
+              </w:rPr>
+            </w:r>
+            <w:r>
+              <w:rPr>
+                <w:rFonts w:ascii="Arial" w:hAnsi="Arial" w:eastAsia="Arial"/>
+                <w:b w:val="0"/>
+                <w:color w:val="2F343A"/>
+                <w:sz w:val="14"/>
+              </w:rPr>
+              <w:t>Подтверждающие документы к материалам и работам</w:t>
             </w:r>
           </w:p>
         </w:tc>
         <w:tc>
           <w:tcPr>
-            <w:tcW w:type="dxa" w:w="2160"/>
+            <w:tcW w:type="dxa" w:w="3231"/>
+            <w:vAlign w:val="center"/>
+            <w:shd w:fill="FFFFFF"/>
+            <w:tcMar>
+              <w:top w:w="20" w:type="dxa"/>
+              <w:bottom w:w="20" w:type="dxa"/>
+              <w:start w:w="40" w:type="dxa"/>
+              <w:end w:w="40" w:type="dxa"/>
+            </w:tcMar>
           </w:tcPr>
           <w:p>
+            <w:pPr>
+              <w:spacing w:after="0" w:before="0" w:line="216" w:lineRule="auto"/>
+              <w:jc w:val="left"/>
+            </w:pPr>
             <w:r>
-              <w:t>Перечень 2019 (п. 572)</w:t>
+              <w:rPr>
+                <w:sz w:val="14"/>
+              </w:rPr>
+            </w:r>
+            <w:r>
+              <w:rPr>
+                <w:rFonts w:ascii="Arial" w:hAnsi="Arial" w:eastAsia="Arial"/>
+                <w:b w:val="0"/>
+                <w:color w:val="2F343A"/>
+                <w:sz w:val="14"/>
+              </w:rPr>
+              <w:t>Связь с партией, работой и исполнительным делом; договор; номенклатура; точная статья перечня.</w:t>
             </w:r>
           </w:p>
         </w:tc>
         <w:tc>
           <w:tcPr>
-            <w:tcW w:type="dxa" w:w="2160"/>
+            <w:tcW w:type="dxa" w:w="2381"/>
+            <w:vAlign w:val="center"/>
+            <w:shd w:fill="FFFFFF"/>
+            <w:tcMar>
+              <w:top w:w="20" w:type="dxa"/>
+              <w:bottom w:w="20" w:type="dxa"/>
+              <w:start w:w="40" w:type="dxa"/>
+              <w:end w:w="40" w:type="dxa"/>
+            </w:tcMar>
           </w:tcPr>
           <w:p>
+            <w:pPr>
+              <w:spacing w:after="0" w:before="0" w:line="216" w:lineRule="auto"/>
+              <w:jc w:val="left"/>
+            </w:pPr>
             <w:r>
-              <w:t>С момента изготовления</w:t>
+              <w:rPr>
+                <w:sz w:val="14"/>
+              </w:rPr>
+            </w:r>
+            <w:r>
+              <w:rPr>
+                <w:rFonts w:ascii="Arial" w:hAnsi="Arial" w:eastAsia="Arial"/>
+                <w:b w:val="0"/>
+                <w:color w:val="2F343A"/>
+                <w:sz w:val="14"/>
+              </w:rPr>
+              <w:t>Храните с реестром и ссылкой на партию/работу до закрытия применимых обязательств.</w:t>
             </w:r>
           </w:p>
         </w:tc>
       </w:tr>
       <w:tr>
+        <w:trPr>
+          <w:cantSplit/>
+        </w:trPr>
         <w:tc>
           <w:tcPr>
-            <w:tcW w:type="dxa" w:w="2160"/>
+            <w:tcW w:type="dxa" w:w="1927"/>
+            <w:vAlign w:val="center"/>
+            <w:shd w:fill="F2EAD8"/>
+            <w:tcMar>
+              <w:top w:w="20" w:type="dxa"/>
+              <w:bottom w:w="20" w:type="dxa"/>
+              <w:start w:w="40" w:type="dxa"/>
+              <w:end w:w="40" w:type="dxa"/>
+            </w:tcMar>
           </w:tcPr>
           <w:p>
+            <w:pPr>
+              <w:spacing w:after="0" w:before="0" w:line="216" w:lineRule="auto"/>
+              <w:jc w:val="left"/>
+            </w:pPr>
             <w:r>
+              <w:rPr>
+                <w:sz w:val="14"/>
+              </w:rPr>
+            </w:r>
+            <w:r>
+              <w:rPr>
+                <w:rFonts w:ascii="Arial" w:hAnsi="Arial" w:eastAsia="Arial"/>
+                <w:b w:val="0"/>
+                <w:color w:val="2F343A"/>
+                <w:sz w:val="14"/>
+              </w:rPr>
               <w:t>Паспорта на изделия</w:t>
             </w:r>
           </w:p>
         </w:tc>
         <w:tc>
           <w:tcPr>
-            <w:tcW w:type="dxa" w:w="2160"/>
+            <w:tcW w:type="dxa" w:w="2438"/>
+            <w:vAlign w:val="center"/>
+            <w:shd w:fill="F4F5F6"/>
+            <w:tcMar>
+              <w:top w:w="20" w:type="dxa"/>
+              <w:bottom w:w="20" w:type="dxa"/>
+              <w:start w:w="40" w:type="dxa"/>
+              <w:end w:w="40" w:type="dxa"/>
+            </w:tcMar>
           </w:tcPr>
           <w:p>
+            <w:pPr>
+              <w:spacing w:after="0" w:before="0" w:line="216" w:lineRule="auto"/>
+              <w:jc w:val="left"/>
+            </w:pPr>
             <w:r>
-              <w:t>5 лет</w:t>
+              <w:rPr>
+                <w:sz w:val="14"/>
+              </w:rPr>
+            </w:r>
+            <w:r>
+              <w:rPr>
+                <w:rFonts w:ascii="Arial" w:hAnsi="Arial" w:eastAsia="Arial"/>
+                <w:b w:val="0"/>
+                <w:color w:val="2F343A"/>
+                <w:sz w:val="14"/>
+              </w:rPr>
+              <w:t>Документы изготовителя и эксплуатации</w:t>
             </w:r>
           </w:p>
         </w:tc>
         <w:tc>
           <w:tcPr>
-            <w:tcW w:type="dxa" w:w="2160"/>
+            <w:tcW w:type="dxa" w:w="3231"/>
+            <w:vAlign w:val="center"/>
+            <w:shd w:fill="F4F5F6"/>
+            <w:tcMar>
+              <w:top w:w="20" w:type="dxa"/>
+              <w:bottom w:w="20" w:type="dxa"/>
+              <w:start w:w="40" w:type="dxa"/>
+              <w:end w:w="40" w:type="dxa"/>
+            </w:tcMar>
           </w:tcPr>
           <w:p>
+            <w:pPr>
+              <w:spacing w:after="0" w:before="0" w:line="216" w:lineRule="auto"/>
+              <w:jc w:val="left"/>
+            </w:pPr>
             <w:r>
-              <w:t>Перечень 2019 (п. 572)</w:t>
+              <w:rPr>
+                <w:sz w:val="14"/>
+              </w:rPr>
+            </w:r>
+            <w:r>
+              <w:rPr>
+                <w:rFonts w:ascii="Arial" w:hAnsi="Arial" w:eastAsia="Arial"/>
+                <w:b w:val="0"/>
+                <w:color w:val="2F343A"/>
+                <w:sz w:val="14"/>
+              </w:rPr>
+              <w:t>Назначение паспорта, срок службы изделия, договор и требования передачи/эксплуатации.</w:t>
             </w:r>
           </w:p>
         </w:tc>
         <w:tc>
           <w:tcPr>
-            <w:tcW w:type="dxa" w:w="2160"/>
+            <w:tcW w:type="dxa" w:w="2381"/>
+            <w:vAlign w:val="center"/>
+            <w:shd w:fill="F4F5F6"/>
+            <w:tcMar>
+              <w:top w:w="20" w:type="dxa"/>
+              <w:bottom w:w="20" w:type="dxa"/>
+              <w:start w:w="40" w:type="dxa"/>
+              <w:end w:w="40" w:type="dxa"/>
+            </w:tcMar>
           </w:tcPr>
           <w:p>
+            <w:pPr>
+              <w:spacing w:after="0" w:before="0" w:line="216" w:lineRule="auto"/>
+              <w:jc w:val="left"/>
+            </w:pPr>
             <w:r>
-              <w:t>С момента изготовления</w:t>
+              <w:rPr>
+                <w:sz w:val="14"/>
+              </w:rPr>
+            </w:r>
+            <w:r>
+              <w:rPr>
+                <w:rFonts w:ascii="Arial" w:hAnsi="Arial" w:eastAsia="Arial"/>
+                <w:b w:val="0"/>
+                <w:color w:val="2F343A"/>
+                <w:sz w:val="14"/>
+              </w:rPr>
+              <w:t>Не назначайте единый срок всем паспортам; привяжите решение к изделию и делу.</w:t>
             </w:r>
           </w:p>
         </w:tc>
       </w:tr>
       <w:tr>
+        <w:trPr>
+          <w:cantSplit/>
+        </w:trPr>
         <w:tc>
           <w:tcPr>
-            <w:tcW w:type="dxa" w:w="2160"/>
+            <w:tcW w:type="dxa" w:w="1927"/>
+            <w:vAlign w:val="center"/>
+            <w:shd w:fill="F2EAD8"/>
+            <w:tcMar>
+              <w:top w:w="20" w:type="dxa"/>
+              <w:bottom w:w="20" w:type="dxa"/>
+              <w:start w:w="40" w:type="dxa"/>
+              <w:end w:w="40" w:type="dxa"/>
+            </w:tcMar>
           </w:tcPr>
           <w:p>
+            <w:pPr>
+              <w:spacing w:after="0" w:before="0" w:line="216" w:lineRule="auto"/>
+              <w:jc w:val="left"/>
+            </w:pPr>
             <w:r>
+              <w:rPr>
+                <w:sz w:val="14"/>
+              </w:rPr>
+            </w:r>
+            <w:r>
+              <w:rPr>
+                <w:rFonts w:ascii="Arial" w:hAnsi="Arial" w:eastAsia="Arial"/>
+                <w:b w:val="0"/>
+                <w:color w:val="2F343A"/>
+                <w:sz w:val="14"/>
+              </w:rPr>
               <w:t>Переписка с заказчиком</w:t>
             </w:r>
           </w:p>
         </w:tc>
         <w:tc>
           <w:tcPr>
-            <w:tcW w:type="dxa" w:w="2160"/>
+            <w:tcW w:type="dxa" w:w="2438"/>
+            <w:vAlign w:val="center"/>
+            <w:shd w:fill="FFFFFF"/>
+            <w:tcMar>
+              <w:top w:w="20" w:type="dxa"/>
+              <w:bottom w:w="20" w:type="dxa"/>
+              <w:start w:w="40" w:type="dxa"/>
+              <w:end w:w="40" w:type="dxa"/>
+            </w:tcMar>
           </w:tcPr>
           <w:p>
+            <w:pPr>
+              <w:spacing w:after="0" w:before="0" w:line="216" w:lineRule="auto"/>
+              <w:jc w:val="left"/>
+            </w:pPr>
             <w:r>
-              <w:t>5 лет</w:t>
+              <w:rPr>
+                <w:sz w:val="14"/>
+              </w:rPr>
+            </w:r>
+            <w:r>
+              <w:rPr>
+                <w:rFonts w:ascii="Arial" w:hAnsi="Arial" w:eastAsia="Arial"/>
+                <w:b w:val="0"/>
+                <w:color w:val="2F343A"/>
+                <w:sz w:val="14"/>
+              </w:rPr>
+              <w:t>Переписка по конкретному вопросу</w:t>
             </w:r>
           </w:p>
         </w:tc>
         <w:tc>
           <w:tcPr>
-            <w:tcW w:type="dxa" w:w="2160"/>
+            <w:tcW w:type="dxa" w:w="3231"/>
+            <w:vAlign w:val="center"/>
+            <w:shd w:fill="FFFFFF"/>
+            <w:tcMar>
+              <w:top w:w="20" w:type="dxa"/>
+              <w:bottom w:w="20" w:type="dxa"/>
+              <w:start w:w="40" w:type="dxa"/>
+              <w:end w:w="40" w:type="dxa"/>
+            </w:tcMar>
           </w:tcPr>
           <w:p>
+            <w:pPr>
+              <w:spacing w:after="0" w:before="0" w:line="216" w:lineRule="auto"/>
+              <w:jc w:val="left"/>
+            </w:pPr>
             <w:r>
-              <w:t>Перечень 2019 (п. 572)</w:t>
+              <w:rPr>
+                <w:sz w:val="14"/>
+              </w:rPr>
+            </w:r>
+            <w:r>
+              <w:rPr>
+                <w:rFonts w:ascii="Arial" w:hAnsi="Arial" w:eastAsia="Arial"/>
+                <w:b w:val="0"/>
+                <w:color w:val="2F343A"/>
+                <w:sz w:val="14"/>
+              </w:rPr>
+              <w:t>Предмет переписки: цена, приемка, недостатки, претензия, ЭП и т.д. Пункт 572 Приказа Росархива № 236 не является общей нормой для всей переписки.</w:t>
             </w:r>
           </w:p>
         </w:tc>
         <w:tc>
           <w:tcPr>
-            <w:tcW w:type="dxa" w:w="2160"/>
+            <w:tcW w:type="dxa" w:w="2381"/>
+            <w:vAlign w:val="center"/>
+            <w:shd w:fill="FFFFFF"/>
+            <w:tcMar>
+              <w:top w:w="20" w:type="dxa"/>
+              <w:bottom w:w="20" w:type="dxa"/>
+              <w:start w:w="40" w:type="dxa"/>
+              <w:end w:w="40" w:type="dxa"/>
+            </w:tcMar>
           </w:tcPr>
           <w:p>
+            <w:pPr>
+              <w:spacing w:after="0" w:before="0" w:line="216" w:lineRule="auto"/>
+              <w:jc w:val="left"/>
+            </w:pPr>
             <w:r>
-              <w:t>Вкл. электронную</w:t>
+              <w:rPr>
+                <w:sz w:val="14"/>
+              </w:rPr>
+            </w:r>
+            <w:r>
+              <w:rPr>
+                <w:rFonts w:ascii="Arial" w:hAnsi="Arial" w:eastAsia="Arial"/>
+                <w:b w:val="0"/>
+                <w:color w:val="2F343A"/>
+                <w:sz w:val="14"/>
+              </w:rPr>
+              <w:t>Классифицируйте по предмету. При споре или претензии сохраните полный контекст и вложения.</w:t>
             </w:r>
           </w:p>
         </w:tc>
       </w:tr>
       <w:tr>
+        <w:trPr>
+          <w:cantSplit/>
+        </w:trPr>
         <w:tc>
           <w:tcPr>
-            <w:tcW w:type="dxa" w:w="2160"/>
+            <w:tcW w:type="dxa" w:w="1927"/>
+            <w:vAlign w:val="center"/>
+            <w:shd w:fill="F2EAD8"/>
+            <w:tcMar>
+              <w:top w:w="20" w:type="dxa"/>
+              <w:bottom w:w="20" w:type="dxa"/>
+              <w:start w:w="40" w:type="dxa"/>
+              <w:end w:w="40" w:type="dxa"/>
+            </w:tcMar>
           </w:tcPr>
           <w:p>
+            <w:pPr>
+              <w:spacing w:after="0" w:before="0" w:line="216" w:lineRule="auto"/>
+              <w:jc w:val="left"/>
+            </w:pPr>
             <w:r>
+              <w:rPr>
+                <w:sz w:val="14"/>
+              </w:rPr>
+            </w:r>
+            <w:r>
+              <w:rPr>
+                <w:rFonts w:ascii="Arial" w:hAnsi="Arial" w:eastAsia="Arial"/>
+                <w:b w:val="0"/>
+                <w:color w:val="2F343A"/>
+                <w:sz w:val="14"/>
+              </w:rPr>
               <w:t>Сметная документация</w:t>
             </w:r>
           </w:p>
         </w:tc>
         <w:tc>
           <w:tcPr>
-            <w:tcW w:type="dxa" w:w="2160"/>
+            <w:tcW w:type="dxa" w:w="2438"/>
+            <w:vAlign w:val="center"/>
+            <w:shd w:fill="F4F5F6"/>
+            <w:tcMar>
+              <w:top w:w="20" w:type="dxa"/>
+              <w:bottom w:w="20" w:type="dxa"/>
+              <w:start w:w="40" w:type="dxa"/>
+              <w:end w:w="40" w:type="dxa"/>
+            </w:tcMar>
           </w:tcPr>
           <w:p>
+            <w:pPr>
+              <w:spacing w:after="0" w:before="0" w:line="216" w:lineRule="auto"/>
+              <w:jc w:val="left"/>
+            </w:pPr>
             <w:r>
-              <w:t>Постоянно</w:t>
+              <w:rPr>
+                <w:sz w:val="14"/>
+              </w:rPr>
+            </w:r>
+            <w:r>
+              <w:rPr>
+                <w:rFonts w:ascii="Arial" w:hAnsi="Arial" w:eastAsia="Arial"/>
+                <w:b w:val="0"/>
+                <w:color w:val="2F343A"/>
+                <w:sz w:val="14"/>
+              </w:rPr>
+              <w:t>Сметные, договорные и/или учетные документы по фактической роли</w:t>
             </w:r>
           </w:p>
         </w:tc>
         <w:tc>
           <w:tcPr>
-            <w:tcW w:type="dxa" w:w="2160"/>
+            <w:tcW w:type="dxa" w:w="3231"/>
+            <w:vAlign w:val="center"/>
+            <w:shd w:fill="F4F5F6"/>
+            <w:tcMar>
+              <w:top w:w="20" w:type="dxa"/>
+              <w:bottom w:w="20" w:type="dxa"/>
+              <w:start w:w="40" w:type="dxa"/>
+              <w:end w:w="40" w:type="dxa"/>
+            </w:tcMar>
           </w:tcPr>
           <w:p>
+            <w:pPr>
+              <w:spacing w:after="0" w:before="0" w:line="216" w:lineRule="auto"/>
+              <w:jc w:val="left"/>
+            </w:pPr>
             <w:r>
-              <w:t>Перечень 2019 (п. 424)</w:t>
+              <w:rPr>
+                <w:sz w:val="14"/>
+              </w:rPr>
+            </w:r>
+            <w:r>
+              <w:rPr>
+                <w:rFonts w:ascii="Arial" w:hAnsi="Arial" w:eastAsia="Arial"/>
+                <w:b w:val="0"/>
+                <w:color w:val="2F343A"/>
+                <w:sz w:val="14"/>
+              </w:rPr>
+              <w:t>Связь со сметой, договором, КС-2/КС-3, учетом и архивным делом.</w:t>
             </w:r>
           </w:p>
         </w:tc>
         <w:tc>
           <w:tcPr>
-            <w:tcW w:type="dxa" w:w="2160"/>
+            <w:tcW w:type="dxa" w:w="2381"/>
+            <w:vAlign w:val="center"/>
+            <w:shd w:fill="F4F5F6"/>
+            <w:tcMar>
+              <w:top w:w="20" w:type="dxa"/>
+              <w:bottom w:w="20" w:type="dxa"/>
+              <w:start w:w="40" w:type="dxa"/>
+              <w:end w:w="40" w:type="dxa"/>
+            </w:tcMar>
           </w:tcPr>
           <w:p>
+            <w:pPr>
+              <w:spacing w:after="0" w:before="0" w:line="216" w:lineRule="auto"/>
+              <w:jc w:val="left"/>
+            </w:pPr>
             <w:r>
-              <w:t>Если объект капитального строительства</w:t>
+              <w:rPr>
+                <w:sz w:val="14"/>
+              </w:rPr>
+            </w:r>
+            <w:r>
+              <w:rPr>
+                <w:rFonts w:ascii="Arial" w:hAnsi="Arial" w:eastAsia="Arial"/>
+                <w:b w:val="0"/>
+                <w:color w:val="2F343A"/>
+                <w:sz w:val="14"/>
+              </w:rPr>
+              <w:t>Разделите версии и утвержденный экземпляр; срок назначьте по каждой фактической функции.</w:t>
             </w:r>
           </w:p>
         </w:tc>
       </w:tr>
     </w:tbl>
-    <w:p/>
+    <w:p>
+      <w:pPr>
+        <w:keepLines/>
+        <w:spacing w:after="0" w:before="0" w:line="120" w:lineRule="auto"/>
+      </w:pPr>
+    </w:p>
     <w:p>
       <w:pPr>
         <w:pStyle w:val="Heading1"/>
+        <w:keepLines/>
       </w:pPr>
       <w:r>
-        <w:t>Важно</w:t>
+        <w:rPr>
+          <w:rFonts w:ascii="Arial" w:hAnsi="Arial" w:eastAsia="Arial"/>
+          <w:b/>
+          <w:color w:val="2F343A"/>
+          <w:sz w:val="23"/>
+        </w:rPr>
+        <w:t>2. Алгоритм назначения срока</w:t>
       </w:r>
     </w:p>
     <w:p>
+      <w:pPr>
+        <w:keepLines/>
+        <w:spacing w:after="0" w:before="0" w:line="228" w:lineRule="auto"/>
+      </w:pPr>
       <w:r>
-        <w:t>Сроки хранения могут отличаться в зависимости от типа объекта (капитальное строительство, реконструкция, линейный объект). Уточняйте в договоре и проекте организации строительства.</w:t>
+        <w:rPr>
+          <w:rFonts w:ascii="Arial" w:hAnsi="Arial" w:eastAsia="Arial"/>
+          <w:b w:val="0"/>
+          <w:color w:val="2F343A"/>
+          <w:sz w:val="18"/>
+        </w:rPr>
+        <w:t>1) Зафиксируйте точное наименование, версию, дату, роль документа и связанный договор/объект.</w:t>
+      </w:r>
+    </w:p>
+    <w:p>
+      <w:pPr>
+        <w:keepLines/>
+        <w:spacing w:after="0" w:before="0" w:line="228" w:lineRule="auto"/>
+      </w:pPr>
+      <w:r>
+        <w:rPr>
+          <w:rFonts w:ascii="Arial" w:hAnsi="Arial" w:eastAsia="Arial"/>
+          <w:b w:val="0"/>
+          <w:color w:val="2F343A"/>
+          <w:sz w:val="18"/>
+        </w:rPr>
+        <w:t>2) Определите фактическую функцию: учетная, исполнительная, договорная, эксплуатационная или переписка по конкретному вопросу.</w:t>
+      </w:r>
+    </w:p>
+    <w:p>
+      <w:pPr>
+        <w:keepLines/>
+        <w:spacing w:after="0" w:before="0" w:line="228" w:lineRule="auto"/>
+      </w:pPr>
+      <w:r>
+        <w:rPr>
+          <w:rFonts w:ascii="Arial" w:hAnsi="Arial" w:eastAsia="Arial"/>
+          <w:b w:val="0"/>
+          <w:color w:val="2F343A"/>
+          <w:sz w:val="18"/>
+        </w:rPr>
+        <w:t>3) Сопоставьте точную статью действующего перечня, правила учета, договор, проект и утвержденную номенклатуру дел. Не переносите срок с похожего документа.</w:t>
+      </w:r>
+    </w:p>
+    <w:p>
+      <w:pPr>
+        <w:keepLines/>
+        <w:spacing w:after="0" w:before="0" w:line="228" w:lineRule="auto"/>
+      </w:pPr>
+      <w:r>
+        <w:rPr>
+          <w:rFonts w:ascii="Arial" w:hAnsi="Arial" w:eastAsia="Arial"/>
+          <w:b w:val="0"/>
+          <w:color w:val="2F343A"/>
+          <w:sz w:val="18"/>
+        </w:rPr>
+        <w:t>4) Запишите срок, событие начала его исчисления, место хранения, ответственного и основание в реестре.</w:t>
+      </w:r>
+    </w:p>
+    <w:p>
+      <w:pPr>
+        <w:keepLines/>
+        <w:spacing w:after="0" w:before="0" w:line="228" w:lineRule="auto"/>
+      </w:pPr>
+      <w:r>
+        <w:rPr>
+          <w:rFonts w:ascii="Arial" w:hAnsi="Arial" w:eastAsia="Arial"/>
+          <w:b w:val="0"/>
+          <w:color w:val="2F343A"/>
+          <w:sz w:val="18"/>
+        </w:rPr>
+        <w:t>5) До уничтожения проверьте передачу заказчику, гарантию, аудит, налоговую проверку, претензии и споры. При открытом основании уничтожение остановите.</w:t>
+      </w:r>
+    </w:p>
+    <w:p>
+      <w:pPr>
+        <w:keepLines/>
+        <w:spacing w:before="100"/>
+      </w:pPr>
+      <w:r>
+        <w:rPr>
+          <w:rFonts w:ascii="Arial" w:hAnsi="Arial" w:eastAsia="Arial"/>
+          <w:b/>
+          <w:color w:val="2F343A"/>
+          <w:sz w:val="23"/>
+        </w:rPr>
+        <w:t>3. Нормативные опоры и границы</w:t>
+      </w:r>
+    </w:p>
+    <w:p>
+      <w:pPr>
+        <w:keepLines/>
+        <w:spacing w:after="0" w:before="0" w:line="216" w:lineRule="auto"/>
+      </w:pPr>
+      <w:r>
+        <w:rPr>
+          <w:sz w:val="14"/>
+        </w:rPr>
+        <w:t>Ст. 29 Федерального закона от 06.12.2011 № 402-ФЗ регулирует хранение первичных учетных документов. Сверьте действующую редакцию на дату классификации; зафиксируйте источник и дату доступа: https://minfin.gov.ru/ru/document?id_4=15014-federalnyi_zakon_ot_06.12.2011__402-fz_o_bukhgalterskom_uchete</w:t>
+      </w:r>
+    </w:p>
+    <w:p>
+      <w:pPr>
+        <w:keepLines/>
+        <w:spacing w:after="0" w:before="0" w:line="216" w:lineRule="auto"/>
+      </w:pPr>
+      <w:r>
+        <w:rPr>
+          <w:rFonts w:ascii="Arial" w:hAnsi="Arial" w:eastAsia="Arial"/>
+          <w:b w:val="0"/>
+          <w:color w:val="2F343A"/>
+          <w:sz w:val="14"/>
+        </w:rPr>
+        <w:t>Приказ Росархива от 20.12.2019 № 236: срок выбирают по точной категории документа. Ранее указанные пункты 424 и 572 не подтверждают универсальные сроки для комплекта КС. https://publication.pravo.gov.ru/Document/View/0001202002070036</w:t>
+      </w:r>
+    </w:p>
+    <w:p>
+      <w:pPr>
+        <w:keepLines/>
+        <w:spacing w:after="0" w:before="0" w:line="216" w:lineRule="auto"/>
+      </w:pPr>
+      <w:r>
+        <w:rPr>
+          <w:sz w:val="14"/>
+        </w:rPr>
+        <w:t>Приказ Минстроя России от 16.05.2023 № 344/пр регулирует состав и ведение исполнительной документации, но не задает единый срок хранения всех документов: https://publication.pravo.gov.ru/document/0001202306010019</w:t>
+      </w:r>
+    </w:p>
+    <w:p>
+      <w:pPr>
+        <w:keepLines/>
+        <w:spacing w:after="0" w:before="0" w:line="216" w:lineRule="auto"/>
+      </w:pPr>
+      <w:r>
+        <w:rPr>
+          <w:rFonts w:ascii="Arial" w:hAnsi="Arial" w:eastAsia="Arial"/>
+          <w:b/>
+          <w:color w:val="7D5E20"/>
+          <w:sz w:val="14"/>
+        </w:rPr>
+        <w:t>Эта памятка не заменяет номенклатуру дел, договор, решение архива или правовую оценку конкретного объекта.</w:t>
       </w:r>
     </w:p>
     <w:sectPr>
-      <w:pgSz w:w="12240" w:h="15840"/>
-      <w:pgMar w:top="1440" w:right="1800" w:bottom="1440" w:left="1800" w:header="720" w:footer="720" w:gutter="0"/>
+      <w:pgSz w:w="11906" w:h="16838"/>
+      <w:pgMar w:top="504" w:right="964" w:bottom="504" w:left="964" w:header="720" w:footer="720" w:gutter="0"/>
       <w:cols w:space="720"/>
       <w:docGrid w:linePitch="360"/>
     </w:sectPr>
@@ -798,6 +1816,11 @@
     <w:name w:val="Normal"/>
     <w:qFormat/>
     <w:rsid w:val="00FC693F"/>
+    <w:rPr>
+      <w:rFonts w:ascii="Arial" w:hAnsi="Arial"/>
+      <w:color w:val="2F343A"/>
+      <w:sz w:val="19"/>
+    </w:rPr>
   </w:style>
   <w:style w:type="paragraph" w:styleId="Header">
     <w:name w:val="header"/>
@@ -932,8 +1955,6 @@
       <w:rFonts w:asciiTheme="majorHAnsi" w:eastAsiaTheme="majorEastAsia" w:hAnsiTheme="majorHAnsi" w:cstheme="majorBidi"/>
       <w:b/>
       <w:bCs/>
-      <w:i/>
-      <w:iCs/>
       <w:color w:val="4F81BD" w:themeColor="accent1"/>
     </w:rPr>
   </w:style>
@@ -976,8 +1997,6 @@
     </w:pPr>
     <w:rPr>
       <w:rFonts w:asciiTheme="majorHAnsi" w:eastAsiaTheme="majorEastAsia" w:hAnsiTheme="majorHAnsi" w:cstheme="majorBidi"/>
-      <w:i/>
-      <w:iCs/>
       <w:color w:val="243F60" w:themeColor="accent1" w:themeShade="7F"/>
     </w:rPr>
   </w:style>
@@ -999,8 +2018,6 @@
     </w:pPr>
     <w:rPr>
       <w:rFonts w:asciiTheme="majorHAnsi" w:eastAsiaTheme="majorEastAsia" w:hAnsiTheme="majorHAnsi" w:cstheme="majorBidi"/>
-      <w:i/>
-      <w:iCs/>
       <w:color w:val="404040" w:themeColor="text1" w:themeTint="BF"/>
     </w:rPr>
   </w:style>
@@ -1045,8 +2062,6 @@
     </w:pPr>
     <w:rPr>
       <w:rFonts w:asciiTheme="majorHAnsi" w:eastAsiaTheme="majorEastAsia" w:hAnsiTheme="majorHAnsi" w:cstheme="majorBidi"/>
-      <w:i/>
-      <w:iCs/>
       <w:color w:val="404040" w:themeColor="text1" w:themeTint="BF"/>
       <w:sz w:val="20"/>
       <w:szCs w:val="20"/>
@@ -1185,8 +2200,6 @@
     </w:pPr>
     <w:rPr>
       <w:rFonts w:asciiTheme="majorHAnsi" w:eastAsiaTheme="majorEastAsia" w:hAnsiTheme="majorHAnsi" w:cstheme="majorBidi"/>
-      <w:i/>
-      <w:iCs/>
       <w:color w:val="4F81BD" w:themeColor="accent1"/>
       <w:spacing w:val="15"/>
       <w:sz w:val="24"/>
@@ -1201,8 +2214,6 @@
     <w:rsid w:val="00FC693F"/>
     <w:rPr>
       <w:rFonts w:asciiTheme="majorHAnsi" w:eastAsiaTheme="majorEastAsia" w:hAnsiTheme="majorHAnsi" w:cstheme="majorBidi"/>
-      <w:i/>
-      <w:iCs/>
       <w:color w:val="4F81BD" w:themeColor="accent1"/>
       <w:spacing w:val="15"/>
       <w:sz w:val="24"/>
@@ -1473,8 +2484,6 @@
     <w:qFormat/>
     <w:rsid w:val="00FC693F"/>
     <w:rPr>
-      <w:i/>
-      <w:iCs/>
       <w:color w:val="000000" w:themeColor="text1"/>
     </w:rPr>
   </w:style>
@@ -1485,8 +2494,6 @@
     <w:uiPriority w:val="29"/>
     <w:rsid w:val="00FC693F"/>
     <w:rPr>
-      <w:i/>
-      <w:iCs/>
       <w:color w:val="000000" w:themeColor="text1"/>
     </w:rPr>
   </w:style>
@@ -1501,8 +2508,6 @@
       <w:rFonts w:asciiTheme="majorHAnsi" w:eastAsiaTheme="majorEastAsia" w:hAnsiTheme="majorHAnsi" w:cstheme="majorBidi"/>
       <w:b/>
       <w:bCs/>
-      <w:i/>
-      <w:iCs/>
       <w:color w:val="4F81BD" w:themeColor="accent1"/>
     </w:rPr>
   </w:style>
@@ -1527,8 +2532,6 @@
     <w:rsid w:val="00FC693F"/>
     <w:rPr>
       <w:rFonts w:asciiTheme="majorHAnsi" w:eastAsiaTheme="majorEastAsia" w:hAnsiTheme="majorHAnsi" w:cstheme="majorBidi"/>
-      <w:i/>
-      <w:iCs/>
       <w:color w:val="243F60" w:themeColor="accent1" w:themeShade="7F"/>
     </w:rPr>
   </w:style>
@@ -1541,8 +2544,6 @@
     <w:rsid w:val="00FC693F"/>
     <w:rPr>
       <w:rFonts w:asciiTheme="majorHAnsi" w:eastAsiaTheme="majorEastAsia" w:hAnsiTheme="majorHAnsi" w:cstheme="majorBidi"/>
-      <w:i/>
-      <w:iCs/>
       <w:color w:val="404040" w:themeColor="text1" w:themeTint="BF"/>
     </w:rPr>
   </w:style>
@@ -1569,8 +2570,6 @@
     <w:rsid w:val="00FC693F"/>
     <w:rPr>
       <w:rFonts w:asciiTheme="majorHAnsi" w:eastAsiaTheme="majorEastAsia" w:hAnsiTheme="majorHAnsi" w:cstheme="majorBidi"/>
-      <w:i/>
-      <w:iCs/>
       <w:color w:val="404040" w:themeColor="text1" w:themeTint="BF"/>
       <w:sz w:val="20"/>
       <w:szCs w:val="20"/>
@@ -1613,10 +2612,7 @@
     <w:uiPriority w:val="20"/>
     <w:qFormat/>
     <w:rsid w:val="00FC693F"/>
-    <w:rPr>
-      <w:i/>
-      <w:iCs/>
-    </w:rPr>
+    <w:rPr/>
   </w:style>
   <w:style w:type="paragraph" w:styleId="IntenseQuote">
     <w:name w:val="Intense Quote"/>
@@ -1636,8 +2632,6 @@
     <w:rPr>
       <w:b/>
       <w:bCs/>
-      <w:i/>
-      <w:iCs/>
       <w:color w:val="4F81BD" w:themeColor="accent1"/>
     </w:rPr>
   </w:style>
@@ -1650,8 +2644,6 @@
     <w:rPr>
       <w:b/>
       <w:bCs/>
-      <w:i/>
-      <w:iCs/>
       <w:color w:val="4F81BD" w:themeColor="accent1"/>
     </w:rPr>
   </w:style>
@@ -1662,8 +2654,6 @@
     <w:qFormat/>
     <w:rsid w:val="00FC693F"/>
     <w:rPr>
-      <w:i/>
-      <w:iCs/>
       <w:color w:val="808080" w:themeColor="text1" w:themeTint="7F"/>
     </w:rPr>
   </w:style>
@@ -1676,8 +2666,6 @@
     <w:rPr>
       <w:b/>
       <w:bCs/>
-      <w:i/>
-      <w:iCs/>
       <w:color w:val="4F81BD" w:themeColor="accent1"/>
     </w:rPr>
   </w:style>
@@ -8724,8 +9712,6 @@
       <w:rPr>
         <w:b/>
         <w:bCs/>
-        <w:i w:val="0"/>
-        <w:iCs w:val="0"/>
         <w:color w:val="FFFFFF" w:themeColor="background1"/>
       </w:rPr>
       <w:tblPr/>
@@ -8745,8 +9731,6 @@
       <w:rPr>
         <w:b/>
         <w:bCs/>
-        <w:i w:val="0"/>
-        <w:iCs w:val="0"/>
         <w:color w:val="FFFFFF" w:themeColor="background1"/>
       </w:rPr>
       <w:tblPr/>
@@ -8766,8 +9750,6 @@
       <w:rPr>
         <w:b/>
         <w:bCs/>
-        <w:i w:val="0"/>
-        <w:iCs w:val="0"/>
         <w:color w:val="FFFFFF" w:themeColor="background1"/>
       </w:rPr>
       <w:tblPr/>
@@ -8785,8 +9767,6 @@
       <w:rPr>
         <w:b/>
         <w:bCs/>
-        <w:i w:val="0"/>
-        <w:iCs w:val="0"/>
         <w:color w:val="FFFFFF" w:themeColor="background1"/>
       </w:rPr>
       <w:tblPr/>
@@ -8865,8 +9845,6 @@
       <w:rPr>
         <w:b/>
         <w:bCs/>
-        <w:i w:val="0"/>
-        <w:iCs w:val="0"/>
         <w:color w:val="FFFFFF" w:themeColor="background1"/>
       </w:rPr>
       <w:tblPr/>
@@ -8886,8 +9864,6 @@
       <w:rPr>
         <w:b/>
         <w:bCs/>
-        <w:i w:val="0"/>
-        <w:iCs w:val="0"/>
         <w:color w:val="FFFFFF" w:themeColor="background1"/>
       </w:rPr>
       <w:tblPr/>
@@ -8907,8 +9883,6 @@
       <w:rPr>
         <w:b/>
         <w:bCs/>
-        <w:i w:val="0"/>
-        <w:iCs w:val="0"/>
         <w:color w:val="FFFFFF" w:themeColor="background1"/>
       </w:rPr>
       <w:tblPr/>
@@ -8926,8 +9900,6 @@
       <w:rPr>
         <w:b/>
         <w:bCs/>
-        <w:i w:val="0"/>
-        <w:iCs w:val="0"/>
         <w:color w:val="FFFFFF" w:themeColor="background1"/>
       </w:rPr>
       <w:tblPr/>
@@ -9006,8 +9978,6 @@
       <w:rPr>
         <w:b/>
         <w:bCs/>
-        <w:i w:val="0"/>
-        <w:iCs w:val="0"/>
         <w:color w:val="FFFFFF" w:themeColor="background1"/>
       </w:rPr>
       <w:tblPr/>
@@ -9027,8 +9997,6 @@
       <w:rPr>
         <w:b/>
         <w:bCs/>
-        <w:i w:val="0"/>
-        <w:iCs w:val="0"/>
         <w:color w:val="FFFFFF" w:themeColor="background1"/>
       </w:rPr>
       <w:tblPr/>
@@ -9048,8 +10016,6 @@
       <w:rPr>
         <w:b/>
         <w:bCs/>
-        <w:i w:val="0"/>
-        <w:iCs w:val="0"/>
         <w:color w:val="FFFFFF" w:themeColor="background1"/>
       </w:rPr>
       <w:tblPr/>
@@ -9067,8 +10033,6 @@
       <w:rPr>
         <w:b/>
         <w:bCs/>
-        <w:i w:val="0"/>
-        <w:iCs w:val="0"/>
         <w:color w:val="FFFFFF" w:themeColor="background1"/>
       </w:rPr>
       <w:tblPr/>
@@ -9147,8 +10111,6 @@
       <w:rPr>
         <w:b/>
         <w:bCs/>
-        <w:i w:val="0"/>
-        <w:iCs w:val="0"/>
         <w:color w:val="FFFFFF" w:themeColor="background1"/>
       </w:rPr>
       <w:tblPr/>
@@ -9168,8 +10130,6 @@
       <w:rPr>
         <w:b/>
         <w:bCs/>
-        <w:i w:val="0"/>
-        <w:iCs w:val="0"/>
         <w:color w:val="FFFFFF" w:themeColor="background1"/>
       </w:rPr>
       <w:tblPr/>
@@ -9189,8 +10149,6 @@
       <w:rPr>
         <w:b/>
         <w:bCs/>
-        <w:i w:val="0"/>
-        <w:iCs w:val="0"/>
         <w:color w:val="FFFFFF" w:themeColor="background1"/>
       </w:rPr>
       <w:tblPr/>
@@ -9208,8 +10166,6 @@
       <w:rPr>
         <w:b/>
         <w:bCs/>
-        <w:i w:val="0"/>
-        <w:iCs w:val="0"/>
         <w:color w:val="FFFFFF" w:themeColor="background1"/>
       </w:rPr>
       <w:tblPr/>
@@ -9288,8 +10244,6 @@
       <w:rPr>
         <w:b/>
         <w:bCs/>
-        <w:i w:val="0"/>
-        <w:iCs w:val="0"/>
         <w:color w:val="FFFFFF" w:themeColor="background1"/>
       </w:rPr>
       <w:tblPr/>
@@ -9309,8 +10263,6 @@
       <w:rPr>
         <w:b/>
         <w:bCs/>
-        <w:i w:val="0"/>
-        <w:iCs w:val="0"/>
         <w:color w:val="FFFFFF" w:themeColor="background1"/>
       </w:rPr>
       <w:tblPr/>
@@ -9330,8 +10282,6 @@
       <w:rPr>
         <w:b/>
         <w:bCs/>
-        <w:i w:val="0"/>
-        <w:iCs w:val="0"/>
         <w:color w:val="FFFFFF" w:themeColor="background1"/>
       </w:rPr>
       <w:tblPr/>
@@ -9349,8 +10299,6 @@
       <w:rPr>
         <w:b/>
         <w:bCs/>
-        <w:i w:val="0"/>
-        <w:iCs w:val="0"/>
         <w:color w:val="FFFFFF" w:themeColor="background1"/>
       </w:rPr>
       <w:tblPr/>
@@ -9429,8 +10377,6 @@
       <w:rPr>
         <w:b/>
         <w:bCs/>
-        <w:i w:val="0"/>
-        <w:iCs w:val="0"/>
         <w:color w:val="FFFFFF" w:themeColor="background1"/>
       </w:rPr>
       <w:tblPr/>
@@ -9450,8 +10396,6 @@
       <w:rPr>
         <w:b/>
         <w:bCs/>
-        <w:i w:val="0"/>
-        <w:iCs w:val="0"/>
         <w:color w:val="FFFFFF" w:themeColor="background1"/>
       </w:rPr>
       <w:tblPr/>
@@ -9471,8 +10415,6 @@
       <w:rPr>
         <w:b/>
         <w:bCs/>
-        <w:i w:val="0"/>
-        <w:iCs w:val="0"/>
         <w:color w:val="FFFFFF" w:themeColor="background1"/>
       </w:rPr>
       <w:tblPr/>
@@ -9490,8 +10432,6 @@
       <w:rPr>
         <w:b/>
         <w:bCs/>
-        <w:i w:val="0"/>
-        <w:iCs w:val="0"/>
         <w:color w:val="FFFFFF" w:themeColor="background1"/>
       </w:rPr>
       <w:tblPr/>
@@ -9570,8 +10510,6 @@
       <w:rPr>
         <w:b/>
         <w:bCs/>
-        <w:i w:val="0"/>
-        <w:iCs w:val="0"/>
         <w:color w:val="FFFFFF" w:themeColor="background1"/>
       </w:rPr>
       <w:tblPr/>
@@ -9591,8 +10529,6 @@
       <w:rPr>
         <w:b/>
         <w:bCs/>
-        <w:i w:val="0"/>
-        <w:iCs w:val="0"/>
         <w:color w:val="FFFFFF" w:themeColor="background1"/>
       </w:rPr>
       <w:tblPr/>
@@ -9612,8 +10548,6 @@
       <w:rPr>
         <w:b/>
         <w:bCs/>
-        <w:i w:val="0"/>
-        <w:iCs w:val="0"/>
         <w:color w:val="FFFFFF" w:themeColor="background1"/>
       </w:rPr>
       <w:tblPr/>
@@ -9631,8 +10565,6 @@
       <w:rPr>
         <w:b/>
         <w:bCs/>
-        <w:i w:val="0"/>
-        <w:iCs w:val="0"/>
         <w:color w:val="FFFFFF" w:themeColor="background1"/>
       </w:rPr>
       <w:tblPr/>
@@ -12734,8 +13666,6 @@
       <w:rFonts w:asciiTheme="majorHAnsi" w:eastAsiaTheme="majorEastAsia" w:hAnsiTheme="majorHAnsi" w:cstheme="majorBidi"/>
       <w:b/>
       <w:bCs/>
-      <w:i/>
-      <w:iCs/>
       <w:color w:val="4F81BD" w:themeColor="accent1"/>
     </w:rPr>
   </w:style>
@@ -12778,8 +13708,6 @@
     </w:pPr>
     <w:rPr>
       <w:rFonts w:asciiTheme="majorHAnsi" w:eastAsiaTheme="majorEastAsia" w:hAnsiTheme="majorHAnsi" w:cstheme="majorBidi"/>
-      <w:i/>
-      <w:iCs/>
       <w:color w:val="243F60" w:themeColor="accent1" w:themeShade="7F"/>
     </w:rPr>
   </w:style>
@@ -12801,8 +13729,6 @@
     </w:pPr>
     <w:rPr>
       <w:rFonts w:asciiTheme="majorHAnsi" w:eastAsiaTheme="majorEastAsia" w:hAnsiTheme="majorHAnsi" w:cstheme="majorBidi"/>
-      <w:i/>
-      <w:iCs/>
       <w:color w:val="404040" w:themeColor="text1" w:themeTint="BF"/>
     </w:rPr>
   </w:style>
@@ -12847,8 +13773,6 @@
     </w:pPr>
     <w:rPr>
       <w:rFonts w:asciiTheme="majorHAnsi" w:eastAsiaTheme="majorEastAsia" w:hAnsiTheme="majorHAnsi" w:cstheme="majorBidi"/>
-      <w:i/>
-      <w:iCs/>
       <w:color w:val="404040" w:themeColor="text1" w:themeTint="BF"/>
       <w:sz w:val="20"/>
       <w:szCs w:val="20"/>
@@ -12987,8 +13911,6 @@
     </w:pPr>
     <w:rPr>
       <w:rFonts w:asciiTheme="majorHAnsi" w:eastAsiaTheme="majorEastAsia" w:hAnsiTheme="majorHAnsi" w:cstheme="majorBidi"/>
-      <w:i/>
-      <w:iCs/>
       <w:color w:val="4F81BD" w:themeColor="accent1"/>
       <w:spacing w:val="15"/>
       <w:sz w:val="24"/>
@@ -13003,8 +13925,6 @@
     <w:rsid w:val="00FC693F"/>
     <w:rPr>
       <w:rFonts w:asciiTheme="majorHAnsi" w:eastAsiaTheme="majorEastAsia" w:hAnsiTheme="majorHAnsi" w:cstheme="majorBidi"/>
-      <w:i/>
-      <w:iCs/>
       <w:color w:val="4F81BD" w:themeColor="accent1"/>
       <w:spacing w:val="15"/>
       <w:sz w:val="24"/>
@@ -13275,8 +14195,6 @@
     <w:qFormat/>
     <w:rsid w:val="00FC693F"/>
     <w:rPr>
-      <w:i/>
-      <w:iCs/>
       <w:color w:val="000000" w:themeColor="text1"/>
     </w:rPr>
   </w:style>
@@ -13287,8 +14205,6 @@
     <w:uiPriority w:val="29"/>
     <w:rsid w:val="00FC693F"/>
     <w:rPr>
-      <w:i/>
-      <w:iCs/>
       <w:color w:val="000000" w:themeColor="text1"/>
     </w:rPr>
   </w:style>
@@ -13303,8 +14219,6 @@
       <w:rFonts w:asciiTheme="majorHAnsi" w:eastAsiaTheme="majorEastAsia" w:hAnsiTheme="majorHAnsi" w:cstheme="majorBidi"/>
       <w:b/>
       <w:bCs/>
-      <w:i/>
-      <w:iCs/>
       <w:color w:val="4F81BD" w:themeColor="accent1"/>
     </w:rPr>
   </w:style>
@@ -13329,8 +14243,6 @@
     <w:rsid w:val="00FC693F"/>
     <w:rPr>
       <w:rFonts w:asciiTheme="majorHAnsi" w:eastAsiaTheme="majorEastAsia" w:hAnsiTheme="majorHAnsi" w:cstheme="majorBidi"/>
-      <w:i/>
-      <w:iCs/>
       <w:color w:val="243F60" w:themeColor="accent1" w:themeShade="7F"/>
     </w:rPr>
   </w:style>
@@ -13343,8 +14255,6 @@
     <w:rsid w:val="00FC693F"/>
     <w:rPr>
       <w:rFonts w:asciiTheme="majorHAnsi" w:eastAsiaTheme="majorEastAsia" w:hAnsiTheme="majorHAnsi" w:cstheme="majorBidi"/>
-      <w:i/>
-      <w:iCs/>
       <w:color w:val="404040" w:themeColor="text1" w:themeTint="BF"/>
     </w:rPr>
   </w:style>
@@ -13371,8 +14281,6 @@
     <w:rsid w:val="00FC693F"/>
     <w:rPr>
       <w:rFonts w:asciiTheme="majorHAnsi" w:eastAsiaTheme="majorEastAsia" w:hAnsiTheme="majorHAnsi" w:cstheme="majorBidi"/>
-      <w:i/>
-      <w:iCs/>
       <w:color w:val="404040" w:themeColor="text1" w:themeTint="BF"/>
       <w:sz w:val="20"/>
       <w:szCs w:val="20"/>
@@ -13416,8 +14324,6 @@
     <w:qFormat/>
     <w:rsid w:val="00FC693F"/>
     <w:rPr>
-      <w:i/>
-      <w:iCs/>
     </w:rPr>
   </w:style>
   <w:style w:type="paragraph" w:styleId="IntenseQuote">
@@ -13438,8 +14344,6 @@
     <w:rPr>
       <w:b/>
       <w:bCs/>
-      <w:i/>
-      <w:iCs/>
       <w:color w:val="4F81BD" w:themeColor="accent1"/>
     </w:rPr>
   </w:style>
@@ -13452,8 +14356,6 @@
     <w:rPr>
       <w:b/>
       <w:bCs/>
-      <w:i/>
-      <w:iCs/>
       <w:color w:val="4F81BD" w:themeColor="accent1"/>
     </w:rPr>
   </w:style>
@@ -13464,8 +14366,6 @@
     <w:qFormat/>
     <w:rsid w:val="00FC693F"/>
     <w:rPr>
-      <w:i/>
-      <w:iCs/>
       <w:color w:val="808080" w:themeColor="text1" w:themeTint="7F"/>
     </w:rPr>
   </w:style>
@@ -13478,8 +14378,6 @@
     <w:rPr>
       <w:b/>
       <w:bCs/>
-      <w:i/>
-      <w:iCs/>
       <w:color w:val="4F81BD" w:themeColor="accent1"/>
     </w:rPr>
   </w:style>
@@ -20526,8 +21424,6 @@
       <w:rPr>
         <w:b/>
         <w:bCs/>
-        <w:i w:val="0"/>
-        <w:iCs w:val="0"/>
         <w:color w:val="FFFFFF" w:themeColor="background1"/>
       </w:rPr>
       <w:tblPr/>
@@ -20547,8 +21443,6 @@
       <w:rPr>
         <w:b/>
         <w:bCs/>
-        <w:i w:val="0"/>
-        <w:iCs w:val="0"/>
         <w:color w:val="FFFFFF" w:themeColor="background1"/>
       </w:rPr>
       <w:tblPr/>
@@ -20568,8 +21462,6 @@
       <w:rPr>
         <w:b/>
         <w:bCs/>
-        <w:i w:val="0"/>
-        <w:iCs w:val="0"/>
         <w:color w:val="FFFFFF" w:themeColor="background1"/>
       </w:rPr>
       <w:tblPr/>
@@ -20587,8 +21479,6 @@
       <w:rPr>
         <w:b/>
         <w:bCs/>
-        <w:i w:val="0"/>
-        <w:iCs w:val="0"/>
         <w:color w:val="FFFFFF" w:themeColor="background1"/>
       </w:rPr>
       <w:tblPr/>
@@ -20667,8 +21557,6 @@
       <w:rPr>
         <w:b/>
         <w:bCs/>
-        <w:i w:val="0"/>
-        <w:iCs w:val="0"/>
         <w:color w:val="FFFFFF" w:themeColor="background1"/>
       </w:rPr>
       <w:tblPr/>
@@ -20688,8 +21576,6 @@
       <w:rPr>
         <w:b/>
         <w:bCs/>
-        <w:i w:val="0"/>
-        <w:iCs w:val="0"/>
         <w:color w:val="FFFFFF" w:themeColor="background1"/>
       </w:rPr>
       <w:tblPr/>
@@ -20709,8 +21595,6 @@
       <w:rPr>
         <w:b/>
         <w:bCs/>
-        <w:i w:val="0"/>
-        <w:iCs w:val="0"/>
         <w:color w:val="FFFFFF" w:themeColor="background1"/>
       </w:rPr>
       <w:tblPr/>
@@ -20728,8 +21612,6 @@
       <w:rPr>
         <w:b/>
         <w:bCs/>
-        <w:i w:val="0"/>
-        <w:iCs w:val="0"/>
         <w:color w:val="FFFFFF" w:themeColor="background1"/>
       </w:rPr>
       <w:tblPr/>
@@ -20808,8 +21690,6 @@
       <w:rPr>
         <w:b/>
         <w:bCs/>
-        <w:i w:val="0"/>
-        <w:iCs w:val="0"/>
         <w:color w:val="FFFFFF" w:themeColor="background1"/>
       </w:rPr>
       <w:tblPr/>
@@ -20829,8 +21709,6 @@
       <w:rPr>
         <w:b/>
         <w:bCs/>
-        <w:i w:val="0"/>
-        <w:iCs w:val="0"/>
         <w:color w:val="FFFFFF" w:themeColor="background1"/>
       </w:rPr>
       <w:tblPr/>
@@ -20850,8 +21728,6 @@
       <w:rPr>
         <w:b/>
         <w:bCs/>
-        <w:i w:val="0"/>
-        <w:iCs w:val="0"/>
         <w:color w:val="FFFFFF" w:themeColor="background1"/>
       </w:rPr>
       <w:tblPr/>
@@ -20869,8 +21745,6 @@
       <w:rPr>
         <w:b/>
         <w:bCs/>
-        <w:i w:val="0"/>
-        <w:iCs w:val="0"/>
         <w:color w:val="FFFFFF" w:themeColor="background1"/>
       </w:rPr>
       <w:tblPr/>
@@ -20949,8 +21823,6 @@
       <w:rPr>
         <w:b/>
         <w:bCs/>
-        <w:i w:val="0"/>
-        <w:iCs w:val="0"/>
         <w:color w:val="FFFFFF" w:themeColor="background1"/>
       </w:rPr>
       <w:tblPr/>
@@ -20970,8 +21842,6 @@
       <w:rPr>
         <w:b/>
         <w:bCs/>
-        <w:i w:val="0"/>
-        <w:iCs w:val="0"/>
         <w:color w:val="FFFFFF" w:themeColor="background1"/>
       </w:rPr>
       <w:tblPr/>
@@ -20991,8 +21861,6 @@
       <w:rPr>
         <w:b/>
         <w:bCs/>
-        <w:i w:val="0"/>
-        <w:iCs w:val="0"/>
         <w:color w:val="FFFFFF" w:themeColor="background1"/>
       </w:rPr>
       <w:tblPr/>
@@ -21010,8 +21878,6 @@
       <w:rPr>
         <w:b/>
         <w:bCs/>
-        <w:i w:val="0"/>
-        <w:iCs w:val="0"/>
         <w:color w:val="FFFFFF" w:themeColor="background1"/>
       </w:rPr>
       <w:tblPr/>
@@ -21090,8 +21956,6 @@
       <w:rPr>
         <w:b/>
         <w:bCs/>
-        <w:i w:val="0"/>
-        <w:iCs w:val="0"/>
         <w:color w:val="FFFFFF" w:themeColor="background1"/>
       </w:rPr>
       <w:tblPr/>
@@ -21111,8 +21975,6 @@
       <w:rPr>
         <w:b/>
         <w:bCs/>
-        <w:i w:val="0"/>
-        <w:iCs w:val="0"/>
         <w:color w:val="FFFFFF" w:themeColor="background1"/>
       </w:rPr>
       <w:tblPr/>
@@ -21132,8 +21994,6 @@
       <w:rPr>
         <w:b/>
         <w:bCs/>
-        <w:i w:val="0"/>
-        <w:iCs w:val="0"/>
         <w:color w:val="FFFFFF" w:themeColor="background1"/>
       </w:rPr>
       <w:tblPr/>
@@ -21151,8 +22011,6 @@
       <w:rPr>
         <w:b/>
         <w:bCs/>
-        <w:i w:val="0"/>
-        <w:iCs w:val="0"/>
         <w:color w:val="FFFFFF" w:themeColor="background1"/>
       </w:rPr>
       <w:tblPr/>
@@ -21231,8 +22089,6 @@
       <w:rPr>
         <w:b/>
         <w:bCs/>
-        <w:i w:val="0"/>
-        <w:iCs w:val="0"/>
         <w:color w:val="FFFFFF" w:themeColor="background1"/>
       </w:rPr>
       <w:tblPr/>
@@ -21252,8 +22108,6 @@
       <w:rPr>
         <w:b/>
         <w:bCs/>
-        <w:i w:val="0"/>
-        <w:iCs w:val="0"/>
         <w:color w:val="FFFFFF" w:themeColor="background1"/>
       </w:rPr>
       <w:tblPr/>
@@ -21273,8 +22127,6 @@
       <w:rPr>
         <w:b/>
         <w:bCs/>
-        <w:i w:val="0"/>
-        <w:iCs w:val="0"/>
         <w:color w:val="FFFFFF" w:themeColor="background1"/>
       </w:rPr>
       <w:tblPr/>
@@ -21292,8 +22144,6 @@
       <w:rPr>
         <w:b/>
         <w:bCs/>
-        <w:i w:val="0"/>
-        <w:iCs w:val="0"/>
         <w:color w:val="FFFFFF" w:themeColor="background1"/>
       </w:rPr>
       <w:tblPr/>
@@ -21372,8 +22222,6 @@
       <w:rPr>
         <w:b/>
         <w:bCs/>
-        <w:i w:val="0"/>
-        <w:iCs w:val="0"/>
         <w:color w:val="FFFFFF" w:themeColor="background1"/>
       </w:rPr>
       <w:tblPr/>
@@ -21393,8 +22241,6 @@
       <w:rPr>
         <w:b/>
         <w:bCs/>
-        <w:i w:val="0"/>
-        <w:iCs w:val="0"/>
         <w:color w:val="FFFFFF" w:themeColor="background1"/>
       </w:rPr>
       <w:tblPr/>
@@ -21414,8 +22260,6 @@
       <w:rPr>
         <w:b/>
         <w:bCs/>
-        <w:i w:val="0"/>
-        <w:iCs w:val="0"/>
         <w:color w:val="FFFFFF" w:themeColor="background1"/>
       </w:rPr>
       <w:tblPr/>
@@ -21433,8 +22277,6 @@
       <w:rPr>
         <w:b/>
         <w:bCs/>
-        <w:i w:val="0"/>
-        <w:iCs w:val="0"/>
         <w:color w:val="FFFFFF" w:themeColor="background1"/>
       </w:rPr>
       <w:tblPr/>
